--- a/fresh-reference-doc.docx
+++ b/fresh-reference-doc.docx
@@ -1,6 +1,6 @@
 
 <file path=word/document.xml><?xml version="1.0" encoding="utf-8"?>
-<w:document xmlns:wpc="http://schemas.microsoft.com/office/word/2010/wordprocessingCanvas" xmlns:cx="http://schemas.microsoft.com/office/drawing/2014/chartex" xmlns:cx1="http://schemas.microsoft.com/office/drawing/2015/9/8/chartex" xmlns:cx2="http://schemas.microsoft.com/office/drawing/2015/10/21/chartex" xmlns:cx3="http://schemas.microsoft.com/office/drawing/2016/5/9/chartex" xmlns:cx4="http://schemas.microsoft.com/office/drawing/2016/5/10/chartex" xmlns:cx5="http://schemas.microsoft.com/office/drawing/2016/5/11/chartex" xmlns:cx6="http://schemas.microsoft.com/office/drawing/2016/5/12/chartex" xmlns:cx7="http://schemas.microsoft.com/office/drawing/2016/5/13/chartex" xmlns:cx8="http://schemas.microsoft.com/office/drawing/2016/5/14/chartex" xmlns:mc="http://schemas.openxmlformats.org/markup-compatibility/2006" xmlns:aink="http://schemas.microsoft.com/office/drawing/2016/ink" xmlns:am3d="http://schemas.microsoft.com/office/drawing/2017/model3d" xmlns:o="urn:schemas-microsoft-com:office:office" xmlns:oel="http://schemas.microsoft.com/office/2019/extlst" xmlns:r="http://schemas.openxmlformats.org/officeDocument/2006/relationships" xmlns:m="http://schemas.openxmlformats.org/officeDocument/2006/math" xmlns:v="urn:schemas-microsoft-com:vml" xmlns:wp14="http://schemas.microsoft.com/office/word/2010/wordprocessingDrawing" xmlns:wp="http://schemas.openxmlformats.org/drawingml/2006/wordprocessingDrawing" xmlns:w10="urn:schemas-microsoft-com:office:word" xmlns:w="http://schemas.openxmlformats.org/wordprocessingml/2006/main" xmlns:w14="http://schemas.microsoft.com/office/word/2010/wordml" xmlns:w15="http://schemas.microsoft.com/office/word/2012/wordml" xmlns:w16cex="http://schemas.microsoft.com/office/word/2018/wordml/cex" xmlns:w16cid="http://schemas.microsoft.com/office/word/2016/wordml/cid" xmlns:w16="http://schemas.microsoft.com/office/word/2018/wordml" xmlns:w16du="http://schemas.microsoft.com/office/word/2023/wordml/word16du" xmlns:w16sdtdh="http://schemas.microsoft.com/office/word/2020/wordml/sdtdatahash" xmlns:w16sdtfl="http://schemas.microsoft.com/office/word/2024/wordml/sdtformatlock" xmlns:w16se="http://schemas.microsoft.com/office/word/2015/wordml/symex" xmlns:wpg="http://schemas.microsoft.com/office/word/2010/wordprocessingGroup" xmlns:wpi="http://schemas.microsoft.com/office/word/2010/wordprocessingInk" xmlns:wne="http://schemas.microsoft.com/office/word/2006/wordml" xmlns:wps="http://schemas.microsoft.com/office/word/2010/wordprocessingShape" mc:Ignorable="w14 w15 w16se w16cid w16 w16cex w16sdtdh w16sdtfl w16du wp14">
+<w:document xmlns:wpc="http://schemas.microsoft.com/office/word/2010/wordprocessingCanvas" xmlns:cx="http://schemas.microsoft.com/office/drawing/2014/chartex" xmlns:cx1="http://schemas.microsoft.com/office/drawing/2015/9/8/chartex" xmlns:cx2="http://schemas.microsoft.com/office/drawing/2015/10/21/chartex" xmlns:cx3="http://schemas.microsoft.com/office/drawing/2016/5/9/chartex" xmlns:cx4="http://schemas.microsoft.com/office/drawing/2016/5/10/chartex" xmlns:cx5="http://schemas.microsoft.com/office/drawing/2016/5/11/chartex" xmlns:cx6="http://schemas.microsoft.com/office/drawing/2016/5/12/chartex" xmlns:cx7="http://schemas.microsoft.com/office/drawing/2016/5/13/chartex" xmlns:cx8="http://schemas.microsoft.com/office/drawing/2016/5/14/chartex" xmlns:mc="http://schemas.openxmlformats.org/markup-compatibility/2006" xmlns:aink="http://schemas.microsoft.com/office/drawing/2016/ink" xmlns:am3d="http://schemas.microsoft.com/office/drawing/2017/model3d" xmlns:o="urn:schemas-microsoft-com:office:office" xmlns:r="http://schemas.openxmlformats.org/officeDocument/2006/relationships" xmlns:m="http://schemas.openxmlformats.org/officeDocument/2006/math" xmlns:v="urn:schemas-microsoft-com:vml" xmlns:wp14="http://schemas.microsoft.com/office/word/2010/wordprocessingDrawing" xmlns:wp="http://schemas.openxmlformats.org/drawingml/2006/wordprocessingDrawing" xmlns:w10="urn:schemas-microsoft-com:office:word" xmlns:w="http://schemas.openxmlformats.org/wordprocessingml/2006/main" xmlns:w14="http://schemas.microsoft.com/office/word/2010/wordml" xmlns:w15="http://schemas.microsoft.com/office/word/2012/wordml" xmlns:w16cex="http://schemas.microsoft.com/office/word/2018/wordml/cex" xmlns:w16cid="http://schemas.microsoft.com/office/word/2016/wordml/cid" xmlns:w16="http://schemas.microsoft.com/office/word/2018/wordml" xmlns:w16sdtdh="http://schemas.microsoft.com/office/word/2020/wordml/sdtdatahash" xmlns:w16se="http://schemas.microsoft.com/office/word/2015/wordml/symex" xmlns:wpg="http://schemas.microsoft.com/office/word/2010/wordprocessingGroup" xmlns:wpi="http://schemas.microsoft.com/office/word/2010/wordprocessingInk" xmlns:wne="http://schemas.microsoft.com/office/word/2006/wordml" xmlns:wps="http://schemas.microsoft.com/office/word/2010/wordprocessingShape" mc:Ignorable="w14 w15 w16se w16cid w16 w16cex w16sdtdh wp14">
   <w:body>
     <w:p>
       <w:pPr>
@@ -185,8 +185,16 @@
     <w:p>
       <w:pPr>
         <w:pStyle w:val="TableCaption"/>
-      </w:pPr>
-      <w:r>
+        <w:rPr>
+          <w:i w:val="0"/>
+          <w:iCs/>
+        </w:rPr>
+      </w:pPr>
+      <w:r>
+        <w:rPr>
+          <w:i w:val="0"/>
+          <w:iCs/>
+        </w:rPr>
         <w:t xml:space="preserve"> Table caption. </w:t>
       </w:r>
     </w:p>
@@ -195,7 +203,6 @@
         <w:tblStyle w:val="Table"/>
         <w:tblW w:w="0" w:type="auto"/>
         <w:tblLook w:val="07E0" w:firstRow="1" w:lastRow="1" w:firstColumn="1" w:lastColumn="1" w:noHBand="1" w:noVBand="1"/>
-        <w:tblCaption w:val="Table caption."/>
       </w:tblPr>
       <w:tblGrid>
         <w:gridCol w:w="823"/>
@@ -264,8 +271,16 @@
     <w:p>
       <w:pPr>
         <w:pStyle w:val="ImageCaption"/>
-      </w:pPr>
-      <w:r>
+        <w:rPr>
+          <w:i w:val="0"/>
+          <w:iCs/>
+        </w:rPr>
+      </w:pPr>
+      <w:r>
+        <w:rPr>
+          <w:i w:val="0"/>
+          <w:iCs/>
+        </w:rPr>
         <w:t xml:space="preserve"> Image Caption </w:t>
       </w:r>
     </w:p>
@@ -311,7 +326,7 @@
 </file>
 
 <file path=word/endnotes.xml><?xml version="1.0" encoding="utf-8"?>
-<w:endnotes xmlns:wpc="http://schemas.microsoft.com/office/word/2010/wordprocessingCanvas" xmlns:cx="http://schemas.microsoft.com/office/drawing/2014/chartex" xmlns:cx1="http://schemas.microsoft.com/office/drawing/2015/9/8/chartex" xmlns:cx2="http://schemas.microsoft.com/office/drawing/2015/10/21/chartex" xmlns:cx3="http://schemas.microsoft.com/office/drawing/2016/5/9/chartex" xmlns:cx4="http://schemas.microsoft.com/office/drawing/2016/5/10/chartex" xmlns:cx5="http://schemas.microsoft.com/office/drawing/2016/5/11/chartex" xmlns:cx6="http://schemas.microsoft.com/office/drawing/2016/5/12/chartex" xmlns:cx7="http://schemas.microsoft.com/office/drawing/2016/5/13/chartex" xmlns:cx8="http://schemas.microsoft.com/office/drawing/2016/5/14/chartex" xmlns:mc="http://schemas.openxmlformats.org/markup-compatibility/2006" xmlns:aink="http://schemas.microsoft.com/office/drawing/2016/ink" xmlns:am3d="http://schemas.microsoft.com/office/drawing/2017/model3d" xmlns:o="urn:schemas-microsoft-com:office:office" xmlns:oel="http://schemas.microsoft.com/office/2019/extlst" xmlns:r="http://schemas.openxmlformats.org/officeDocument/2006/relationships" xmlns:m="http://schemas.openxmlformats.org/officeDocument/2006/math" xmlns:v="urn:schemas-microsoft-com:vml" xmlns:wp14="http://schemas.microsoft.com/office/word/2010/wordprocessingDrawing" xmlns:wp="http://schemas.openxmlformats.org/drawingml/2006/wordprocessingDrawing" xmlns:w10="urn:schemas-microsoft-com:office:word" xmlns:w="http://schemas.openxmlformats.org/wordprocessingml/2006/main" xmlns:w14="http://schemas.microsoft.com/office/word/2010/wordml" xmlns:w15="http://schemas.microsoft.com/office/word/2012/wordml" xmlns:w16cex="http://schemas.microsoft.com/office/word/2018/wordml/cex" xmlns:w16cid="http://schemas.microsoft.com/office/word/2016/wordml/cid" xmlns:w16="http://schemas.microsoft.com/office/word/2018/wordml" xmlns:w16du="http://schemas.microsoft.com/office/word/2023/wordml/word16du" xmlns:w16sdtdh="http://schemas.microsoft.com/office/word/2020/wordml/sdtdatahash" xmlns:w16sdtfl="http://schemas.microsoft.com/office/word/2024/wordml/sdtformatlock" xmlns:w16se="http://schemas.microsoft.com/office/word/2015/wordml/symex" xmlns:wpg="http://schemas.microsoft.com/office/word/2010/wordprocessingGroup" xmlns:wpi="http://schemas.microsoft.com/office/word/2010/wordprocessingInk" xmlns:wne="http://schemas.microsoft.com/office/word/2006/wordml" xmlns:wps="http://schemas.microsoft.com/office/word/2010/wordprocessingShape" mc:Ignorable="w14 w15 w16se w16cid w16 w16cex w16sdtdh w16sdtfl w16du wp14">
+<w:endnotes xmlns:wpc="http://schemas.microsoft.com/office/word/2010/wordprocessingCanvas" xmlns:cx="http://schemas.microsoft.com/office/drawing/2014/chartex" xmlns:cx1="http://schemas.microsoft.com/office/drawing/2015/9/8/chartex" xmlns:cx2="http://schemas.microsoft.com/office/drawing/2015/10/21/chartex" xmlns:cx3="http://schemas.microsoft.com/office/drawing/2016/5/9/chartex" xmlns:cx4="http://schemas.microsoft.com/office/drawing/2016/5/10/chartex" xmlns:cx5="http://schemas.microsoft.com/office/drawing/2016/5/11/chartex" xmlns:cx6="http://schemas.microsoft.com/office/drawing/2016/5/12/chartex" xmlns:cx7="http://schemas.microsoft.com/office/drawing/2016/5/13/chartex" xmlns:cx8="http://schemas.microsoft.com/office/drawing/2016/5/14/chartex" xmlns:mc="http://schemas.openxmlformats.org/markup-compatibility/2006" xmlns:aink="http://schemas.microsoft.com/office/drawing/2016/ink" xmlns:am3d="http://schemas.microsoft.com/office/drawing/2017/model3d" xmlns:o="urn:schemas-microsoft-com:office:office" xmlns:r="http://schemas.openxmlformats.org/officeDocument/2006/relationships" xmlns:m="http://schemas.openxmlformats.org/officeDocument/2006/math" xmlns:v="urn:schemas-microsoft-com:vml" xmlns:wp14="http://schemas.microsoft.com/office/word/2010/wordprocessingDrawing" xmlns:wp="http://schemas.openxmlformats.org/drawingml/2006/wordprocessingDrawing" xmlns:w10="urn:schemas-microsoft-com:office:word" xmlns:w="http://schemas.openxmlformats.org/wordprocessingml/2006/main" xmlns:w14="http://schemas.microsoft.com/office/word/2010/wordml" xmlns:w15="http://schemas.microsoft.com/office/word/2012/wordml" xmlns:w16cex="http://schemas.microsoft.com/office/word/2018/wordml/cex" xmlns:w16cid="http://schemas.microsoft.com/office/word/2016/wordml/cid" xmlns:w16="http://schemas.microsoft.com/office/word/2018/wordml" xmlns:w16sdtdh="http://schemas.microsoft.com/office/word/2020/wordml/sdtdatahash" xmlns:w16se="http://schemas.microsoft.com/office/word/2015/wordml/symex" xmlns:wpg="http://schemas.microsoft.com/office/word/2010/wordprocessingGroup" xmlns:wpi="http://schemas.microsoft.com/office/word/2010/wordprocessingInk" xmlns:wne="http://schemas.microsoft.com/office/word/2006/wordml" xmlns:wps="http://schemas.microsoft.com/office/word/2010/wordprocessingShape" mc:Ignorable="w14 w15 w16se w16cid w16 w16cex w16sdtdh wp14">
   <w:endnote w:type="separator" w:id="-1">
     <w:p>
       <w:pPr>
@@ -336,7 +351,7 @@
 </file>
 
 <file path=word/footnotes.xml><?xml version="1.0" encoding="utf-8"?>
-<w:footnotes xmlns:wpc="http://schemas.microsoft.com/office/word/2010/wordprocessingCanvas" xmlns:cx="http://schemas.microsoft.com/office/drawing/2014/chartex" xmlns:cx1="http://schemas.microsoft.com/office/drawing/2015/9/8/chartex" xmlns:cx2="http://schemas.microsoft.com/office/drawing/2015/10/21/chartex" xmlns:cx3="http://schemas.microsoft.com/office/drawing/2016/5/9/chartex" xmlns:cx4="http://schemas.microsoft.com/office/drawing/2016/5/10/chartex" xmlns:cx5="http://schemas.microsoft.com/office/drawing/2016/5/11/chartex" xmlns:cx6="http://schemas.microsoft.com/office/drawing/2016/5/12/chartex" xmlns:cx7="http://schemas.microsoft.com/office/drawing/2016/5/13/chartex" xmlns:cx8="http://schemas.microsoft.com/office/drawing/2016/5/14/chartex" xmlns:mc="http://schemas.openxmlformats.org/markup-compatibility/2006" xmlns:aink="http://schemas.microsoft.com/office/drawing/2016/ink" xmlns:am3d="http://schemas.microsoft.com/office/drawing/2017/model3d" xmlns:o="urn:schemas-microsoft-com:office:office" xmlns:oel="http://schemas.microsoft.com/office/2019/extlst" xmlns:r="http://schemas.openxmlformats.org/officeDocument/2006/relationships" xmlns:m="http://schemas.openxmlformats.org/officeDocument/2006/math" xmlns:v="urn:schemas-microsoft-com:vml" xmlns:wp14="http://schemas.microsoft.com/office/word/2010/wordprocessingDrawing" xmlns:wp="http://schemas.openxmlformats.org/drawingml/2006/wordprocessingDrawing" xmlns:w10="urn:schemas-microsoft-com:office:word" xmlns:w="http://schemas.openxmlformats.org/wordprocessingml/2006/main" xmlns:w14="http://schemas.microsoft.com/office/word/2010/wordml" xmlns:w15="http://schemas.microsoft.com/office/word/2012/wordml" xmlns:w16cex="http://schemas.microsoft.com/office/word/2018/wordml/cex" xmlns:w16cid="http://schemas.microsoft.com/office/word/2016/wordml/cid" xmlns:w16="http://schemas.microsoft.com/office/word/2018/wordml" xmlns:w16du="http://schemas.microsoft.com/office/word/2023/wordml/word16du" xmlns:w16sdtdh="http://schemas.microsoft.com/office/word/2020/wordml/sdtdatahash" xmlns:w16sdtfl="http://schemas.microsoft.com/office/word/2024/wordml/sdtformatlock" xmlns:w16se="http://schemas.microsoft.com/office/word/2015/wordml/symex" xmlns:wpg="http://schemas.microsoft.com/office/word/2010/wordprocessingGroup" xmlns:wpi="http://schemas.microsoft.com/office/word/2010/wordprocessingInk" xmlns:wne="http://schemas.microsoft.com/office/word/2006/wordml" xmlns:wps="http://schemas.microsoft.com/office/word/2010/wordprocessingShape" mc:Ignorable="w14 w15 w16se w16cid w16 w16cex w16sdtdh w16sdtfl w16du wp14">
+<w:footnotes xmlns:wpc="http://schemas.microsoft.com/office/word/2010/wordprocessingCanvas" xmlns:cx="http://schemas.microsoft.com/office/drawing/2014/chartex" xmlns:cx1="http://schemas.microsoft.com/office/drawing/2015/9/8/chartex" xmlns:cx2="http://schemas.microsoft.com/office/drawing/2015/10/21/chartex" xmlns:cx3="http://schemas.microsoft.com/office/drawing/2016/5/9/chartex" xmlns:cx4="http://schemas.microsoft.com/office/drawing/2016/5/10/chartex" xmlns:cx5="http://schemas.microsoft.com/office/drawing/2016/5/11/chartex" xmlns:cx6="http://schemas.microsoft.com/office/drawing/2016/5/12/chartex" xmlns:cx7="http://schemas.microsoft.com/office/drawing/2016/5/13/chartex" xmlns:cx8="http://schemas.microsoft.com/office/drawing/2016/5/14/chartex" xmlns:mc="http://schemas.openxmlformats.org/markup-compatibility/2006" xmlns:aink="http://schemas.microsoft.com/office/drawing/2016/ink" xmlns:am3d="http://schemas.microsoft.com/office/drawing/2017/model3d" xmlns:o="urn:schemas-microsoft-com:office:office" xmlns:r="http://schemas.openxmlformats.org/officeDocument/2006/relationships" xmlns:m="http://schemas.openxmlformats.org/officeDocument/2006/math" xmlns:v="urn:schemas-microsoft-com:vml" xmlns:wp14="http://schemas.microsoft.com/office/word/2010/wordprocessingDrawing" xmlns:wp="http://schemas.openxmlformats.org/drawingml/2006/wordprocessingDrawing" xmlns:w10="urn:schemas-microsoft-com:office:word" xmlns:w="http://schemas.openxmlformats.org/wordprocessingml/2006/main" xmlns:w14="http://schemas.microsoft.com/office/word/2010/wordml" xmlns:w15="http://schemas.microsoft.com/office/word/2012/wordml" xmlns:w16cex="http://schemas.microsoft.com/office/word/2018/wordml/cex" xmlns:w16cid="http://schemas.microsoft.com/office/word/2016/wordml/cid" xmlns:w16="http://schemas.microsoft.com/office/word/2018/wordml" xmlns:w16sdtdh="http://schemas.microsoft.com/office/word/2020/wordml/sdtdatahash" xmlns:w16se="http://schemas.microsoft.com/office/word/2015/wordml/symex" xmlns:wpg="http://schemas.microsoft.com/office/word/2010/wordprocessingGroup" xmlns:wpi="http://schemas.microsoft.com/office/word/2010/wordprocessingInk" xmlns:wne="http://schemas.microsoft.com/office/word/2006/wordml" xmlns:wps="http://schemas.microsoft.com/office/word/2010/wordprocessingShape" mc:Ignorable="w14 w15 w16se w16cid w16 w16cex w16sdtdh wp14">
   <w:footnote w:type="separator" w:id="-1">
     <w:p>
       <w:r>
@@ -371,7 +386,7 @@
 </file>
 
 <file path=word/numbering.xml><?xml version="1.0" encoding="utf-8"?>
-<w:numbering xmlns:wpc="http://schemas.microsoft.com/office/word/2010/wordprocessingCanvas" xmlns:cx="http://schemas.microsoft.com/office/drawing/2014/chartex" xmlns:cx1="http://schemas.microsoft.com/office/drawing/2015/9/8/chartex" xmlns:cx2="http://schemas.microsoft.com/office/drawing/2015/10/21/chartex" xmlns:cx3="http://schemas.microsoft.com/office/drawing/2016/5/9/chartex" xmlns:cx4="http://schemas.microsoft.com/office/drawing/2016/5/10/chartex" xmlns:cx5="http://schemas.microsoft.com/office/drawing/2016/5/11/chartex" xmlns:cx6="http://schemas.microsoft.com/office/drawing/2016/5/12/chartex" xmlns:cx7="http://schemas.microsoft.com/office/drawing/2016/5/13/chartex" xmlns:cx8="http://schemas.microsoft.com/office/drawing/2016/5/14/chartex" xmlns:mc="http://schemas.openxmlformats.org/markup-compatibility/2006" xmlns:aink="http://schemas.microsoft.com/office/drawing/2016/ink" xmlns:am3d="http://schemas.microsoft.com/office/drawing/2017/model3d" xmlns:o="urn:schemas-microsoft-com:office:office" xmlns:oel="http://schemas.microsoft.com/office/2019/extlst" xmlns:r="http://schemas.openxmlformats.org/officeDocument/2006/relationships" xmlns:m="http://schemas.openxmlformats.org/officeDocument/2006/math" xmlns:v="urn:schemas-microsoft-com:vml" xmlns:wp14="http://schemas.microsoft.com/office/word/2010/wordprocessingDrawing" xmlns:wp="http://schemas.openxmlformats.org/drawingml/2006/wordprocessingDrawing" xmlns:w10="urn:schemas-microsoft-com:office:word" xmlns:w="http://schemas.openxmlformats.org/wordprocessingml/2006/main" xmlns:w14="http://schemas.microsoft.com/office/word/2010/wordml" xmlns:w15="http://schemas.microsoft.com/office/word/2012/wordml" xmlns:w16cex="http://schemas.microsoft.com/office/word/2018/wordml/cex" xmlns:w16cid="http://schemas.microsoft.com/office/word/2016/wordml/cid" xmlns:w16="http://schemas.microsoft.com/office/word/2018/wordml" xmlns:w16du="http://schemas.microsoft.com/office/word/2023/wordml/word16du" xmlns:w16sdtdh="http://schemas.microsoft.com/office/word/2020/wordml/sdtdatahash" xmlns:w16sdtfl="http://schemas.microsoft.com/office/word/2024/wordml/sdtformatlock" xmlns:w16se="http://schemas.microsoft.com/office/word/2015/wordml/symex" xmlns:wpg="http://schemas.microsoft.com/office/word/2010/wordprocessingGroup" xmlns:wpi="http://schemas.microsoft.com/office/word/2010/wordprocessingInk" xmlns:wne="http://schemas.microsoft.com/office/word/2006/wordml" xmlns:wps="http://schemas.microsoft.com/office/word/2010/wordprocessingShape" mc:Ignorable="w14 w15 w16se w16cid w16 w16cex w16sdtdh w16sdtfl w16du wp14">
+<w:numbering xmlns:wpc="http://schemas.microsoft.com/office/word/2010/wordprocessingCanvas" xmlns:cx="http://schemas.microsoft.com/office/drawing/2014/chartex" xmlns:cx1="http://schemas.microsoft.com/office/drawing/2015/9/8/chartex" xmlns:cx2="http://schemas.microsoft.com/office/drawing/2015/10/21/chartex" xmlns:cx3="http://schemas.microsoft.com/office/drawing/2016/5/9/chartex" xmlns:cx4="http://schemas.microsoft.com/office/drawing/2016/5/10/chartex" xmlns:cx5="http://schemas.microsoft.com/office/drawing/2016/5/11/chartex" xmlns:cx6="http://schemas.microsoft.com/office/drawing/2016/5/12/chartex" xmlns:cx7="http://schemas.microsoft.com/office/drawing/2016/5/13/chartex" xmlns:cx8="http://schemas.microsoft.com/office/drawing/2016/5/14/chartex" xmlns:mc="http://schemas.openxmlformats.org/markup-compatibility/2006" xmlns:aink="http://schemas.microsoft.com/office/drawing/2016/ink" xmlns:am3d="http://schemas.microsoft.com/office/drawing/2017/model3d" xmlns:o="urn:schemas-microsoft-com:office:office" xmlns:r="http://schemas.openxmlformats.org/officeDocument/2006/relationships" xmlns:m="http://schemas.openxmlformats.org/officeDocument/2006/math" xmlns:v="urn:schemas-microsoft-com:vml" xmlns:wp14="http://schemas.microsoft.com/office/word/2010/wordprocessingDrawing" xmlns:wp="http://schemas.openxmlformats.org/drawingml/2006/wordprocessingDrawing" xmlns:w10="urn:schemas-microsoft-com:office:word" xmlns:w="http://schemas.openxmlformats.org/wordprocessingml/2006/main" xmlns:w14="http://schemas.microsoft.com/office/word/2010/wordml" xmlns:w15="http://schemas.microsoft.com/office/word/2012/wordml" xmlns:w16cex="http://schemas.microsoft.com/office/word/2018/wordml/cex" xmlns:w16cid="http://schemas.microsoft.com/office/word/2016/wordml/cid" xmlns:w16="http://schemas.microsoft.com/office/word/2018/wordml" xmlns:w16sdtdh="http://schemas.microsoft.com/office/word/2020/wordml/sdtdatahash" xmlns:w16se="http://schemas.microsoft.com/office/word/2015/wordml/symex" xmlns:wpg="http://schemas.microsoft.com/office/word/2010/wordprocessingGroup" xmlns:wpi="http://schemas.microsoft.com/office/word/2010/wordprocessingInk" xmlns:wne="http://schemas.microsoft.com/office/word/2006/wordml" xmlns:wps="http://schemas.microsoft.com/office/word/2010/wordprocessingShape" mc:Ignorable="w14 w15 w16se w16cid w16 w16cex w16sdtdh wp14">
   <w:abstractNum w:abstractNumId="0" w15:restartNumberingAfterBreak="0">
     <w:nsid w:val="170CD2DE"/>
     <w:multiLevelType w:val="multilevel"/>
@@ -476,14 +491,14 @@
       </w:pPr>
     </w:lvl>
   </w:abstractNum>
-  <w:num w:numId="1" w16cid:durableId="272909622">
+  <w:num w:numId="1">
     <w:abstractNumId w:val="0"/>
   </w:num>
 </w:numbering>
 </file>
 
 <file path=word/styles.xml><?xml version="1.0" encoding="utf-8"?>
-<w:styles xmlns:mc="http://schemas.openxmlformats.org/markup-compatibility/2006" xmlns:r="http://schemas.openxmlformats.org/officeDocument/2006/relationships" xmlns:w="http://schemas.openxmlformats.org/wordprocessingml/2006/main" xmlns:w14="http://schemas.microsoft.com/office/word/2010/wordml" xmlns:w15="http://schemas.microsoft.com/office/word/2012/wordml" xmlns:w16cex="http://schemas.microsoft.com/office/word/2018/wordml/cex" xmlns:w16cid="http://schemas.microsoft.com/office/word/2016/wordml/cid" xmlns:w16="http://schemas.microsoft.com/office/word/2018/wordml" xmlns:w16du="http://schemas.microsoft.com/office/word/2023/wordml/word16du" xmlns:w16sdtdh="http://schemas.microsoft.com/office/word/2020/wordml/sdtdatahash" xmlns:w16sdtfl="http://schemas.microsoft.com/office/word/2024/wordml/sdtformatlock" xmlns:w16se="http://schemas.microsoft.com/office/word/2015/wordml/symex" mc:Ignorable="w14 w15 w16se w16cid w16 w16cex w16sdtdh w16sdtfl w16du">
+<w:styles xmlns:mc="http://schemas.openxmlformats.org/markup-compatibility/2006" xmlns:r="http://schemas.openxmlformats.org/officeDocument/2006/relationships" xmlns:w="http://schemas.openxmlformats.org/wordprocessingml/2006/main" xmlns:w14="http://schemas.microsoft.com/office/word/2010/wordml" xmlns:w15="http://schemas.microsoft.com/office/word/2012/wordml" xmlns:w16cex="http://schemas.microsoft.com/office/word/2018/wordml/cex" xmlns:w16cid="http://schemas.microsoft.com/office/word/2016/wordml/cid" xmlns:w16="http://schemas.microsoft.com/office/word/2018/wordml" xmlns:w16sdtdh="http://schemas.microsoft.com/office/word/2020/wordml/sdtdatahash" xmlns:w16se="http://schemas.microsoft.com/office/word/2015/wordml/symex" mc:Ignorable="w14 w15 w16se w16cid w16 w16cex w16sdtdh">
   <w:docDefaults>
     <w:rPrDefault>
       <w:rPr>

--- a/fresh-reference-doc.docx
+++ b/fresh-reference-doc.docx
@@ -1,6 +1,6 @@
 
 <file path=word/document.xml><?xml version="1.0" encoding="utf-8"?>
-<w:document xmlns:wpc="http://schemas.microsoft.com/office/word/2010/wordprocessingCanvas" xmlns:cx="http://schemas.microsoft.com/office/drawing/2014/chartex" xmlns:cx1="http://schemas.microsoft.com/office/drawing/2015/9/8/chartex" xmlns:cx2="http://schemas.microsoft.com/office/drawing/2015/10/21/chartex" xmlns:cx3="http://schemas.microsoft.com/office/drawing/2016/5/9/chartex" xmlns:cx4="http://schemas.microsoft.com/office/drawing/2016/5/10/chartex" xmlns:cx5="http://schemas.microsoft.com/office/drawing/2016/5/11/chartex" xmlns:cx6="http://schemas.microsoft.com/office/drawing/2016/5/12/chartex" xmlns:cx7="http://schemas.microsoft.com/office/drawing/2016/5/13/chartex" xmlns:cx8="http://schemas.microsoft.com/office/drawing/2016/5/14/chartex" xmlns:mc="http://schemas.openxmlformats.org/markup-compatibility/2006" xmlns:aink="http://schemas.microsoft.com/office/drawing/2016/ink" xmlns:am3d="http://schemas.microsoft.com/office/drawing/2017/model3d" xmlns:o="urn:schemas-microsoft-com:office:office" xmlns:r="http://schemas.openxmlformats.org/officeDocument/2006/relationships" xmlns:m="http://schemas.openxmlformats.org/officeDocument/2006/math" xmlns:v="urn:schemas-microsoft-com:vml" xmlns:wp14="http://schemas.microsoft.com/office/word/2010/wordprocessingDrawing" xmlns:wp="http://schemas.openxmlformats.org/drawingml/2006/wordprocessingDrawing" xmlns:w10="urn:schemas-microsoft-com:office:word" xmlns:w="http://schemas.openxmlformats.org/wordprocessingml/2006/main" xmlns:w14="http://schemas.microsoft.com/office/word/2010/wordml" xmlns:w15="http://schemas.microsoft.com/office/word/2012/wordml" xmlns:w16cex="http://schemas.microsoft.com/office/word/2018/wordml/cex" xmlns:w16cid="http://schemas.microsoft.com/office/word/2016/wordml/cid" xmlns:w16="http://schemas.microsoft.com/office/word/2018/wordml" xmlns:w16sdtdh="http://schemas.microsoft.com/office/word/2020/wordml/sdtdatahash" xmlns:w16se="http://schemas.microsoft.com/office/word/2015/wordml/symex" xmlns:wpg="http://schemas.microsoft.com/office/word/2010/wordprocessingGroup" xmlns:wpi="http://schemas.microsoft.com/office/word/2010/wordprocessingInk" xmlns:wne="http://schemas.microsoft.com/office/word/2006/wordml" xmlns:wps="http://schemas.microsoft.com/office/word/2010/wordprocessingShape" mc:Ignorable="w14 w15 w16se w16cid w16 w16cex w16sdtdh wp14">
+<w:document xmlns:wpc="http://schemas.microsoft.com/office/word/2010/wordprocessingCanvas" xmlns:cx="http://schemas.microsoft.com/office/drawing/2014/chartex" xmlns:cx1="http://schemas.microsoft.com/office/drawing/2015/9/8/chartex" xmlns:cx2="http://schemas.microsoft.com/office/drawing/2015/10/21/chartex" xmlns:cx3="http://schemas.microsoft.com/office/drawing/2016/5/9/chartex" xmlns:cx4="http://schemas.microsoft.com/office/drawing/2016/5/10/chartex" xmlns:cx5="http://schemas.microsoft.com/office/drawing/2016/5/11/chartex" xmlns:cx6="http://schemas.microsoft.com/office/drawing/2016/5/12/chartex" xmlns:cx7="http://schemas.microsoft.com/office/drawing/2016/5/13/chartex" xmlns:cx8="http://schemas.microsoft.com/office/drawing/2016/5/14/chartex" xmlns:mc="http://schemas.openxmlformats.org/markup-compatibility/2006" xmlns:aink="http://schemas.microsoft.com/office/drawing/2016/ink" xmlns:am3d="http://schemas.microsoft.com/office/drawing/2017/model3d" xmlns:o="urn:schemas-microsoft-com:office:office" xmlns:oel="http://schemas.microsoft.com/office/2019/extlst" xmlns:r="http://schemas.openxmlformats.org/officeDocument/2006/relationships" xmlns:m="http://schemas.openxmlformats.org/officeDocument/2006/math" xmlns:v="urn:schemas-microsoft-com:vml" xmlns:wp14="http://schemas.microsoft.com/office/word/2010/wordprocessingDrawing" xmlns:wp="http://schemas.openxmlformats.org/drawingml/2006/wordprocessingDrawing" xmlns:w10="urn:schemas-microsoft-com:office:word" xmlns:w="http://schemas.openxmlformats.org/wordprocessingml/2006/main" xmlns:w14="http://schemas.microsoft.com/office/word/2010/wordml" xmlns:w15="http://schemas.microsoft.com/office/word/2012/wordml" xmlns:w16cex="http://schemas.microsoft.com/office/word/2018/wordml/cex" xmlns:w16cid="http://schemas.microsoft.com/office/word/2016/wordml/cid" xmlns:w16="http://schemas.microsoft.com/office/word/2018/wordml" xmlns:w16du="http://schemas.microsoft.com/office/word/2023/wordml/word16du" xmlns:w16sdtdh="http://schemas.microsoft.com/office/word/2020/wordml/sdtdatahash" xmlns:w16sdtfl="http://schemas.microsoft.com/office/word/2024/wordml/sdtformatlock" xmlns:w16se="http://schemas.microsoft.com/office/word/2015/wordml/symex" xmlns:wpg="http://schemas.microsoft.com/office/word/2010/wordprocessingGroup" xmlns:wpi="http://schemas.microsoft.com/office/word/2010/wordprocessingInk" xmlns:wne="http://schemas.microsoft.com/office/word/2006/wordml" xmlns:wps="http://schemas.microsoft.com/office/word/2010/wordprocessingShape" mc:Ignorable="w14 w15 w16se w16cid w16 w16cex w16sdtdh w16sdtfl w16du wp14">
   <w:body>
     <w:p>
       <w:pPr>
@@ -326,7 +326,7 @@
 </file>
 
 <file path=word/endnotes.xml><?xml version="1.0" encoding="utf-8"?>
-<w:endnotes xmlns:wpc="http://schemas.microsoft.com/office/word/2010/wordprocessingCanvas" xmlns:cx="http://schemas.microsoft.com/office/drawing/2014/chartex" xmlns:cx1="http://schemas.microsoft.com/office/drawing/2015/9/8/chartex" xmlns:cx2="http://schemas.microsoft.com/office/drawing/2015/10/21/chartex" xmlns:cx3="http://schemas.microsoft.com/office/drawing/2016/5/9/chartex" xmlns:cx4="http://schemas.microsoft.com/office/drawing/2016/5/10/chartex" xmlns:cx5="http://schemas.microsoft.com/office/drawing/2016/5/11/chartex" xmlns:cx6="http://schemas.microsoft.com/office/drawing/2016/5/12/chartex" xmlns:cx7="http://schemas.microsoft.com/office/drawing/2016/5/13/chartex" xmlns:cx8="http://schemas.microsoft.com/office/drawing/2016/5/14/chartex" xmlns:mc="http://schemas.openxmlformats.org/markup-compatibility/2006" xmlns:aink="http://schemas.microsoft.com/office/drawing/2016/ink" xmlns:am3d="http://schemas.microsoft.com/office/drawing/2017/model3d" xmlns:o="urn:schemas-microsoft-com:office:office" xmlns:r="http://schemas.openxmlformats.org/officeDocument/2006/relationships" xmlns:m="http://schemas.openxmlformats.org/officeDocument/2006/math" xmlns:v="urn:schemas-microsoft-com:vml" xmlns:wp14="http://schemas.microsoft.com/office/word/2010/wordprocessingDrawing" xmlns:wp="http://schemas.openxmlformats.org/drawingml/2006/wordprocessingDrawing" xmlns:w10="urn:schemas-microsoft-com:office:word" xmlns:w="http://schemas.openxmlformats.org/wordprocessingml/2006/main" xmlns:w14="http://schemas.microsoft.com/office/word/2010/wordml" xmlns:w15="http://schemas.microsoft.com/office/word/2012/wordml" xmlns:w16cex="http://schemas.microsoft.com/office/word/2018/wordml/cex" xmlns:w16cid="http://schemas.microsoft.com/office/word/2016/wordml/cid" xmlns:w16="http://schemas.microsoft.com/office/word/2018/wordml" xmlns:w16sdtdh="http://schemas.microsoft.com/office/word/2020/wordml/sdtdatahash" xmlns:w16se="http://schemas.microsoft.com/office/word/2015/wordml/symex" xmlns:wpg="http://schemas.microsoft.com/office/word/2010/wordprocessingGroup" xmlns:wpi="http://schemas.microsoft.com/office/word/2010/wordprocessingInk" xmlns:wne="http://schemas.microsoft.com/office/word/2006/wordml" xmlns:wps="http://schemas.microsoft.com/office/word/2010/wordprocessingShape" mc:Ignorable="w14 w15 w16se w16cid w16 w16cex w16sdtdh wp14">
+<w:endnotes xmlns:wpc="http://schemas.microsoft.com/office/word/2010/wordprocessingCanvas" xmlns:cx="http://schemas.microsoft.com/office/drawing/2014/chartex" xmlns:cx1="http://schemas.microsoft.com/office/drawing/2015/9/8/chartex" xmlns:cx2="http://schemas.microsoft.com/office/drawing/2015/10/21/chartex" xmlns:cx3="http://schemas.microsoft.com/office/drawing/2016/5/9/chartex" xmlns:cx4="http://schemas.microsoft.com/office/drawing/2016/5/10/chartex" xmlns:cx5="http://schemas.microsoft.com/office/drawing/2016/5/11/chartex" xmlns:cx6="http://schemas.microsoft.com/office/drawing/2016/5/12/chartex" xmlns:cx7="http://schemas.microsoft.com/office/drawing/2016/5/13/chartex" xmlns:cx8="http://schemas.microsoft.com/office/drawing/2016/5/14/chartex" xmlns:mc="http://schemas.openxmlformats.org/markup-compatibility/2006" xmlns:aink="http://schemas.microsoft.com/office/drawing/2016/ink" xmlns:am3d="http://schemas.microsoft.com/office/drawing/2017/model3d" xmlns:o="urn:schemas-microsoft-com:office:office" xmlns:oel="http://schemas.microsoft.com/office/2019/extlst" xmlns:r="http://schemas.openxmlformats.org/officeDocument/2006/relationships" xmlns:m="http://schemas.openxmlformats.org/officeDocument/2006/math" xmlns:v="urn:schemas-microsoft-com:vml" xmlns:wp14="http://schemas.microsoft.com/office/word/2010/wordprocessingDrawing" xmlns:wp="http://schemas.openxmlformats.org/drawingml/2006/wordprocessingDrawing" xmlns:w10="urn:schemas-microsoft-com:office:word" xmlns:w="http://schemas.openxmlformats.org/wordprocessingml/2006/main" xmlns:w14="http://schemas.microsoft.com/office/word/2010/wordml" xmlns:w15="http://schemas.microsoft.com/office/word/2012/wordml" xmlns:w16cex="http://schemas.microsoft.com/office/word/2018/wordml/cex" xmlns:w16cid="http://schemas.microsoft.com/office/word/2016/wordml/cid" xmlns:w16="http://schemas.microsoft.com/office/word/2018/wordml" xmlns:w16du="http://schemas.microsoft.com/office/word/2023/wordml/word16du" xmlns:w16sdtdh="http://schemas.microsoft.com/office/word/2020/wordml/sdtdatahash" xmlns:w16sdtfl="http://schemas.microsoft.com/office/word/2024/wordml/sdtformatlock" xmlns:w16se="http://schemas.microsoft.com/office/word/2015/wordml/symex" xmlns:wpg="http://schemas.microsoft.com/office/word/2010/wordprocessingGroup" xmlns:wpi="http://schemas.microsoft.com/office/word/2010/wordprocessingInk" xmlns:wne="http://schemas.microsoft.com/office/word/2006/wordml" xmlns:wps="http://schemas.microsoft.com/office/word/2010/wordprocessingShape" mc:Ignorable="w14 w15 w16se w16cid w16 w16cex w16sdtdh w16sdtfl w16du wp14">
   <w:endnote w:type="separator" w:id="-1">
     <w:p>
       <w:pPr>
@@ -351,7 +351,7 @@
 </file>
 
 <file path=word/footnotes.xml><?xml version="1.0" encoding="utf-8"?>
-<w:footnotes xmlns:wpc="http://schemas.microsoft.com/office/word/2010/wordprocessingCanvas" xmlns:cx="http://schemas.microsoft.com/office/drawing/2014/chartex" xmlns:cx1="http://schemas.microsoft.com/office/drawing/2015/9/8/chartex" xmlns:cx2="http://schemas.microsoft.com/office/drawing/2015/10/21/chartex" xmlns:cx3="http://schemas.microsoft.com/office/drawing/2016/5/9/chartex" xmlns:cx4="http://schemas.microsoft.com/office/drawing/2016/5/10/chartex" xmlns:cx5="http://schemas.microsoft.com/office/drawing/2016/5/11/chartex" xmlns:cx6="http://schemas.microsoft.com/office/drawing/2016/5/12/chartex" xmlns:cx7="http://schemas.microsoft.com/office/drawing/2016/5/13/chartex" xmlns:cx8="http://schemas.microsoft.com/office/drawing/2016/5/14/chartex" xmlns:mc="http://schemas.openxmlformats.org/markup-compatibility/2006" xmlns:aink="http://schemas.microsoft.com/office/drawing/2016/ink" xmlns:am3d="http://schemas.microsoft.com/office/drawing/2017/model3d" xmlns:o="urn:schemas-microsoft-com:office:office" xmlns:r="http://schemas.openxmlformats.org/officeDocument/2006/relationships" xmlns:m="http://schemas.openxmlformats.org/officeDocument/2006/math" xmlns:v="urn:schemas-microsoft-com:vml" xmlns:wp14="http://schemas.microsoft.com/office/word/2010/wordprocessingDrawing" xmlns:wp="http://schemas.openxmlformats.org/drawingml/2006/wordprocessingDrawing" xmlns:w10="urn:schemas-microsoft-com:office:word" xmlns:w="http://schemas.openxmlformats.org/wordprocessingml/2006/main" xmlns:w14="http://schemas.microsoft.com/office/word/2010/wordml" xmlns:w15="http://schemas.microsoft.com/office/word/2012/wordml" xmlns:w16cex="http://schemas.microsoft.com/office/word/2018/wordml/cex" xmlns:w16cid="http://schemas.microsoft.com/office/word/2016/wordml/cid" xmlns:w16="http://schemas.microsoft.com/office/word/2018/wordml" xmlns:w16sdtdh="http://schemas.microsoft.com/office/word/2020/wordml/sdtdatahash" xmlns:w16se="http://schemas.microsoft.com/office/word/2015/wordml/symex" xmlns:wpg="http://schemas.microsoft.com/office/word/2010/wordprocessingGroup" xmlns:wpi="http://schemas.microsoft.com/office/word/2010/wordprocessingInk" xmlns:wne="http://schemas.microsoft.com/office/word/2006/wordml" xmlns:wps="http://schemas.microsoft.com/office/word/2010/wordprocessingShape" mc:Ignorable="w14 w15 w16se w16cid w16 w16cex w16sdtdh wp14">
+<w:footnotes xmlns:wpc="http://schemas.microsoft.com/office/word/2010/wordprocessingCanvas" xmlns:cx="http://schemas.microsoft.com/office/drawing/2014/chartex" xmlns:cx1="http://schemas.microsoft.com/office/drawing/2015/9/8/chartex" xmlns:cx2="http://schemas.microsoft.com/office/drawing/2015/10/21/chartex" xmlns:cx3="http://schemas.microsoft.com/office/drawing/2016/5/9/chartex" xmlns:cx4="http://schemas.microsoft.com/office/drawing/2016/5/10/chartex" xmlns:cx5="http://schemas.microsoft.com/office/drawing/2016/5/11/chartex" xmlns:cx6="http://schemas.microsoft.com/office/drawing/2016/5/12/chartex" xmlns:cx7="http://schemas.microsoft.com/office/drawing/2016/5/13/chartex" xmlns:cx8="http://schemas.microsoft.com/office/drawing/2016/5/14/chartex" xmlns:mc="http://schemas.openxmlformats.org/markup-compatibility/2006" xmlns:aink="http://schemas.microsoft.com/office/drawing/2016/ink" xmlns:am3d="http://schemas.microsoft.com/office/drawing/2017/model3d" xmlns:o="urn:schemas-microsoft-com:office:office" xmlns:oel="http://schemas.microsoft.com/office/2019/extlst" xmlns:r="http://schemas.openxmlformats.org/officeDocument/2006/relationships" xmlns:m="http://schemas.openxmlformats.org/officeDocument/2006/math" xmlns:v="urn:schemas-microsoft-com:vml" xmlns:wp14="http://schemas.microsoft.com/office/word/2010/wordprocessingDrawing" xmlns:wp="http://schemas.openxmlformats.org/drawingml/2006/wordprocessingDrawing" xmlns:w10="urn:schemas-microsoft-com:office:word" xmlns:w="http://schemas.openxmlformats.org/wordprocessingml/2006/main" xmlns:w14="http://schemas.microsoft.com/office/word/2010/wordml" xmlns:w15="http://schemas.microsoft.com/office/word/2012/wordml" xmlns:w16cex="http://schemas.microsoft.com/office/word/2018/wordml/cex" xmlns:w16cid="http://schemas.microsoft.com/office/word/2016/wordml/cid" xmlns:w16="http://schemas.microsoft.com/office/word/2018/wordml" xmlns:w16du="http://schemas.microsoft.com/office/word/2023/wordml/word16du" xmlns:w16sdtdh="http://schemas.microsoft.com/office/word/2020/wordml/sdtdatahash" xmlns:w16sdtfl="http://schemas.microsoft.com/office/word/2024/wordml/sdtformatlock" xmlns:w16se="http://schemas.microsoft.com/office/word/2015/wordml/symex" xmlns:wpg="http://schemas.microsoft.com/office/word/2010/wordprocessingGroup" xmlns:wpi="http://schemas.microsoft.com/office/word/2010/wordprocessingInk" xmlns:wne="http://schemas.microsoft.com/office/word/2006/wordml" xmlns:wps="http://schemas.microsoft.com/office/word/2010/wordprocessingShape" mc:Ignorable="w14 w15 w16se w16cid w16 w16cex w16sdtdh w16sdtfl w16du wp14">
   <w:footnote w:type="separator" w:id="-1">
     <w:p>
       <w:r>
@@ -386,7 +386,7 @@
 </file>
 
 <file path=word/numbering.xml><?xml version="1.0" encoding="utf-8"?>
-<w:numbering xmlns:wpc="http://schemas.microsoft.com/office/word/2010/wordprocessingCanvas" xmlns:cx="http://schemas.microsoft.com/office/drawing/2014/chartex" xmlns:cx1="http://schemas.microsoft.com/office/drawing/2015/9/8/chartex" xmlns:cx2="http://schemas.microsoft.com/office/drawing/2015/10/21/chartex" xmlns:cx3="http://schemas.microsoft.com/office/drawing/2016/5/9/chartex" xmlns:cx4="http://schemas.microsoft.com/office/drawing/2016/5/10/chartex" xmlns:cx5="http://schemas.microsoft.com/office/drawing/2016/5/11/chartex" xmlns:cx6="http://schemas.microsoft.com/office/drawing/2016/5/12/chartex" xmlns:cx7="http://schemas.microsoft.com/office/drawing/2016/5/13/chartex" xmlns:cx8="http://schemas.microsoft.com/office/drawing/2016/5/14/chartex" xmlns:mc="http://schemas.openxmlformats.org/markup-compatibility/2006" xmlns:aink="http://schemas.microsoft.com/office/drawing/2016/ink" xmlns:am3d="http://schemas.microsoft.com/office/drawing/2017/model3d" xmlns:o="urn:schemas-microsoft-com:office:office" xmlns:r="http://schemas.openxmlformats.org/officeDocument/2006/relationships" xmlns:m="http://schemas.openxmlformats.org/officeDocument/2006/math" xmlns:v="urn:schemas-microsoft-com:vml" xmlns:wp14="http://schemas.microsoft.com/office/word/2010/wordprocessingDrawing" xmlns:wp="http://schemas.openxmlformats.org/drawingml/2006/wordprocessingDrawing" xmlns:w10="urn:schemas-microsoft-com:office:word" xmlns:w="http://schemas.openxmlformats.org/wordprocessingml/2006/main" xmlns:w14="http://schemas.microsoft.com/office/word/2010/wordml" xmlns:w15="http://schemas.microsoft.com/office/word/2012/wordml" xmlns:w16cex="http://schemas.microsoft.com/office/word/2018/wordml/cex" xmlns:w16cid="http://schemas.microsoft.com/office/word/2016/wordml/cid" xmlns:w16="http://schemas.microsoft.com/office/word/2018/wordml" xmlns:w16sdtdh="http://schemas.microsoft.com/office/word/2020/wordml/sdtdatahash" xmlns:w16se="http://schemas.microsoft.com/office/word/2015/wordml/symex" xmlns:wpg="http://schemas.microsoft.com/office/word/2010/wordprocessingGroup" xmlns:wpi="http://schemas.microsoft.com/office/word/2010/wordprocessingInk" xmlns:wne="http://schemas.microsoft.com/office/word/2006/wordml" xmlns:wps="http://schemas.microsoft.com/office/word/2010/wordprocessingShape" mc:Ignorable="w14 w15 w16se w16cid w16 w16cex w16sdtdh wp14">
+<w:numbering xmlns:wpc="http://schemas.microsoft.com/office/word/2010/wordprocessingCanvas" xmlns:cx="http://schemas.microsoft.com/office/drawing/2014/chartex" xmlns:cx1="http://schemas.microsoft.com/office/drawing/2015/9/8/chartex" xmlns:cx2="http://schemas.microsoft.com/office/drawing/2015/10/21/chartex" xmlns:cx3="http://schemas.microsoft.com/office/drawing/2016/5/9/chartex" xmlns:cx4="http://schemas.microsoft.com/office/drawing/2016/5/10/chartex" xmlns:cx5="http://schemas.microsoft.com/office/drawing/2016/5/11/chartex" xmlns:cx6="http://schemas.microsoft.com/office/drawing/2016/5/12/chartex" xmlns:cx7="http://schemas.microsoft.com/office/drawing/2016/5/13/chartex" xmlns:cx8="http://schemas.microsoft.com/office/drawing/2016/5/14/chartex" xmlns:mc="http://schemas.openxmlformats.org/markup-compatibility/2006" xmlns:aink="http://schemas.microsoft.com/office/drawing/2016/ink" xmlns:am3d="http://schemas.microsoft.com/office/drawing/2017/model3d" xmlns:o="urn:schemas-microsoft-com:office:office" xmlns:oel="http://schemas.microsoft.com/office/2019/extlst" xmlns:r="http://schemas.openxmlformats.org/officeDocument/2006/relationships" xmlns:m="http://schemas.openxmlformats.org/officeDocument/2006/math" xmlns:v="urn:schemas-microsoft-com:vml" xmlns:wp14="http://schemas.microsoft.com/office/word/2010/wordprocessingDrawing" xmlns:wp="http://schemas.openxmlformats.org/drawingml/2006/wordprocessingDrawing" xmlns:w10="urn:schemas-microsoft-com:office:word" xmlns:w="http://schemas.openxmlformats.org/wordprocessingml/2006/main" xmlns:w14="http://schemas.microsoft.com/office/word/2010/wordml" xmlns:w15="http://schemas.microsoft.com/office/word/2012/wordml" xmlns:w16cex="http://schemas.microsoft.com/office/word/2018/wordml/cex" xmlns:w16cid="http://schemas.microsoft.com/office/word/2016/wordml/cid" xmlns:w16="http://schemas.microsoft.com/office/word/2018/wordml" xmlns:w16du="http://schemas.microsoft.com/office/word/2023/wordml/word16du" xmlns:w16sdtdh="http://schemas.microsoft.com/office/word/2020/wordml/sdtdatahash" xmlns:w16sdtfl="http://schemas.microsoft.com/office/word/2024/wordml/sdtformatlock" xmlns:w16se="http://schemas.microsoft.com/office/word/2015/wordml/symex" xmlns:wpg="http://schemas.microsoft.com/office/word/2010/wordprocessingGroup" xmlns:wpi="http://schemas.microsoft.com/office/word/2010/wordprocessingInk" xmlns:wne="http://schemas.microsoft.com/office/word/2006/wordml" xmlns:wps="http://schemas.microsoft.com/office/word/2010/wordprocessingShape" mc:Ignorable="w14 w15 w16se w16cid w16 w16cex w16sdtdh w16sdtfl w16du wp14">
   <w:abstractNum w:abstractNumId="0" w15:restartNumberingAfterBreak="0">
     <w:nsid w:val="170CD2DE"/>
     <w:multiLevelType w:val="multilevel"/>
@@ -491,14 +491,14 @@
       </w:pPr>
     </w:lvl>
   </w:abstractNum>
-  <w:num w:numId="1">
+  <w:num w:numId="1" w16cid:durableId="1586720644">
     <w:abstractNumId w:val="0"/>
   </w:num>
 </w:numbering>
 </file>
 
 <file path=word/styles.xml><?xml version="1.0" encoding="utf-8"?>
-<w:styles xmlns:mc="http://schemas.openxmlformats.org/markup-compatibility/2006" xmlns:r="http://schemas.openxmlformats.org/officeDocument/2006/relationships" xmlns:w="http://schemas.openxmlformats.org/wordprocessingml/2006/main" xmlns:w14="http://schemas.microsoft.com/office/word/2010/wordml" xmlns:w15="http://schemas.microsoft.com/office/word/2012/wordml" xmlns:w16cex="http://schemas.microsoft.com/office/word/2018/wordml/cex" xmlns:w16cid="http://schemas.microsoft.com/office/word/2016/wordml/cid" xmlns:w16="http://schemas.microsoft.com/office/word/2018/wordml" xmlns:w16sdtdh="http://schemas.microsoft.com/office/word/2020/wordml/sdtdatahash" xmlns:w16se="http://schemas.microsoft.com/office/word/2015/wordml/symex" mc:Ignorable="w14 w15 w16se w16cid w16 w16cex w16sdtdh">
+<w:styles xmlns:mc="http://schemas.openxmlformats.org/markup-compatibility/2006" xmlns:r="http://schemas.openxmlformats.org/officeDocument/2006/relationships" xmlns:w="http://schemas.openxmlformats.org/wordprocessingml/2006/main" xmlns:w14="http://schemas.microsoft.com/office/word/2010/wordml" xmlns:w15="http://schemas.microsoft.com/office/word/2012/wordml" xmlns:w16cex="http://schemas.microsoft.com/office/word/2018/wordml/cex" xmlns:w16cid="http://schemas.microsoft.com/office/word/2016/wordml/cid" xmlns:w16="http://schemas.microsoft.com/office/word/2018/wordml" xmlns:w16du="http://schemas.microsoft.com/office/word/2023/wordml/word16du" xmlns:w16sdtdh="http://schemas.microsoft.com/office/word/2020/wordml/sdtdatahash" xmlns:w16sdtfl="http://schemas.microsoft.com/office/word/2024/wordml/sdtformatlock" xmlns:w16se="http://schemas.microsoft.com/office/word/2015/wordml/symex" mc:Ignorable="w14 w15 w16se w16cid w16 w16cex w16sdtdh w16sdtfl w16du">
   <w:docDefaults>
     <w:rPrDefault>
       <w:rPr>
@@ -1024,9 +1024,9 @@
     <w:autoRedefine/>
     <w:uiPriority w:val="10"/>
     <w:qFormat/>
-    <w:rsid w:val="00700BA6"/>
-    <w:pPr>
-      <w:spacing w:after="80"/>
+    <w:rsid w:val="00A23682"/>
+    <w:pPr>
+      <w:spacing w:after="80" w:line="480" w:lineRule="auto"/>
       <w:contextualSpacing/>
       <w:jc w:val="center"/>
     </w:pPr>
@@ -1043,7 +1043,7 @@
     <w:basedOn w:val="DefaultParagraphFont"/>
     <w:link w:val="Title"/>
     <w:uiPriority w:val="10"/>
-    <w:rsid w:val="00700BA6"/>
+    <w:rsid w:val="00A23682"/>
     <w:rPr>
       <w:rFonts w:ascii="Times New Roman" w:eastAsiaTheme="majorEastAsia" w:hAnsi="Times New Roman" w:cstheme="majorBidi"/>
       <w:spacing w:val="-10"/>

--- a/fresh-reference-doc.docx
+++ b/fresh-reference-doc.docx
@@ -1,6 +1,6 @@
 
 <file path=word/document.xml><?xml version="1.0" encoding="utf-8"?>
-<w:document xmlns:wpc="http://schemas.microsoft.com/office/word/2010/wordprocessingCanvas" xmlns:cx="http://schemas.microsoft.com/office/drawing/2014/chartex" xmlns:cx1="http://schemas.microsoft.com/office/drawing/2015/9/8/chartex" xmlns:cx2="http://schemas.microsoft.com/office/drawing/2015/10/21/chartex" xmlns:cx3="http://schemas.microsoft.com/office/drawing/2016/5/9/chartex" xmlns:cx4="http://schemas.microsoft.com/office/drawing/2016/5/10/chartex" xmlns:cx5="http://schemas.microsoft.com/office/drawing/2016/5/11/chartex" xmlns:cx6="http://schemas.microsoft.com/office/drawing/2016/5/12/chartex" xmlns:cx7="http://schemas.microsoft.com/office/drawing/2016/5/13/chartex" xmlns:cx8="http://schemas.microsoft.com/office/drawing/2016/5/14/chartex" xmlns:mc="http://schemas.openxmlformats.org/markup-compatibility/2006" xmlns:aink="http://schemas.microsoft.com/office/drawing/2016/ink" xmlns:am3d="http://schemas.microsoft.com/office/drawing/2017/model3d" xmlns:o="urn:schemas-microsoft-com:office:office" xmlns:oel="http://schemas.microsoft.com/office/2019/extlst" xmlns:r="http://schemas.openxmlformats.org/officeDocument/2006/relationships" xmlns:m="http://schemas.openxmlformats.org/officeDocument/2006/math" xmlns:v="urn:schemas-microsoft-com:vml" xmlns:wp14="http://schemas.microsoft.com/office/word/2010/wordprocessingDrawing" xmlns:wp="http://schemas.openxmlformats.org/drawingml/2006/wordprocessingDrawing" xmlns:w10="urn:schemas-microsoft-com:office:word" xmlns:w="http://schemas.openxmlformats.org/wordprocessingml/2006/main" xmlns:w14="http://schemas.microsoft.com/office/word/2010/wordml" xmlns:w15="http://schemas.microsoft.com/office/word/2012/wordml" xmlns:w16cex="http://schemas.microsoft.com/office/word/2018/wordml/cex" xmlns:w16cid="http://schemas.microsoft.com/office/word/2016/wordml/cid" xmlns:w16="http://schemas.microsoft.com/office/word/2018/wordml" xmlns:w16du="http://schemas.microsoft.com/office/word/2023/wordml/word16du" xmlns:w16sdtdh="http://schemas.microsoft.com/office/word/2020/wordml/sdtdatahash" xmlns:w16sdtfl="http://schemas.microsoft.com/office/word/2024/wordml/sdtformatlock" xmlns:w16se="http://schemas.microsoft.com/office/word/2015/wordml/symex" xmlns:wpg="http://schemas.microsoft.com/office/word/2010/wordprocessingGroup" xmlns:wpi="http://schemas.microsoft.com/office/word/2010/wordprocessingInk" xmlns:wne="http://schemas.microsoft.com/office/word/2006/wordml" xmlns:wps="http://schemas.microsoft.com/office/word/2010/wordprocessingShape" mc:Ignorable="w14 w15 w16se w16cid w16 w16cex w16sdtdh w16sdtfl w16du wp14">
+<w:document xmlns:wpc="http://schemas.microsoft.com/office/word/2010/wordprocessingCanvas" xmlns:cx="http://schemas.microsoft.com/office/drawing/2014/chartex" xmlns:cx1="http://schemas.microsoft.com/office/drawing/2015/9/8/chartex" xmlns:cx2="http://schemas.microsoft.com/office/drawing/2015/10/21/chartex" xmlns:cx3="http://schemas.microsoft.com/office/drawing/2016/5/9/chartex" xmlns:cx4="http://schemas.microsoft.com/office/drawing/2016/5/10/chartex" xmlns:cx5="http://schemas.microsoft.com/office/drawing/2016/5/11/chartex" xmlns:cx6="http://schemas.microsoft.com/office/drawing/2016/5/12/chartex" xmlns:cx7="http://schemas.microsoft.com/office/drawing/2016/5/13/chartex" xmlns:cx8="http://schemas.microsoft.com/office/drawing/2016/5/14/chartex" xmlns:mc="http://schemas.openxmlformats.org/markup-compatibility/2006" xmlns:aink="http://schemas.microsoft.com/office/drawing/2016/ink" xmlns:am3d="http://schemas.microsoft.com/office/drawing/2017/model3d" xmlns:o="urn:schemas-microsoft-com:office:office" xmlns:r="http://schemas.openxmlformats.org/officeDocument/2006/relationships" xmlns:m="http://schemas.openxmlformats.org/officeDocument/2006/math" xmlns:v="urn:schemas-microsoft-com:vml" xmlns:wp14="http://schemas.microsoft.com/office/word/2010/wordprocessingDrawing" xmlns:wp="http://schemas.openxmlformats.org/drawingml/2006/wordprocessingDrawing" xmlns:w10="urn:schemas-microsoft-com:office:word" xmlns:w="http://schemas.openxmlformats.org/wordprocessingml/2006/main" xmlns:w14="http://schemas.microsoft.com/office/word/2010/wordml" xmlns:w15="http://schemas.microsoft.com/office/word/2012/wordml" xmlns:w16cex="http://schemas.microsoft.com/office/word/2018/wordml/cex" xmlns:w16cid="http://schemas.microsoft.com/office/word/2016/wordml/cid" xmlns:w16="http://schemas.microsoft.com/office/word/2018/wordml" xmlns:w16sdtdh="http://schemas.microsoft.com/office/word/2020/wordml/sdtdatahash" xmlns:w16se="http://schemas.microsoft.com/office/word/2015/wordml/symex" xmlns:wpg="http://schemas.microsoft.com/office/word/2010/wordprocessingGroup" xmlns:wpi="http://schemas.microsoft.com/office/word/2010/wordprocessingInk" xmlns:wne="http://schemas.microsoft.com/office/word/2006/wordml" xmlns:wps="http://schemas.microsoft.com/office/word/2010/wordprocessingShape" mc:Ignorable="w14 w15 w16se w16cid w16 w16cex w16sdtdh wp14">
   <w:body>
     <w:p>
       <w:pPr>
@@ -37,6 +37,7 @@
     <w:p>
       <w:pPr>
         <w:pStyle w:val="Abstract"/>
+        <w:spacing w:line="480" w:lineRule="auto"/>
       </w:pPr>
       <w:r>
         <w:t xml:space="preserve"> Abstract </w:t>
@@ -45,6 +46,7 @@
     <w:p>
       <w:pPr>
         <w:pStyle w:val="Heading1"/>
+        <w:spacing w:line="480" w:lineRule="auto"/>
       </w:pPr>
       <w:bookmarkStart w:id="0" w:name="heading-1"/>
       <w:r>
@@ -55,6 +57,7 @@
     <w:p>
       <w:pPr>
         <w:pStyle w:val="Heading2"/>
+        <w:spacing w:line="480" w:lineRule="auto"/>
       </w:pPr>
       <w:bookmarkStart w:id="1" w:name="heading-2"/>
       <w:r>
@@ -65,6 +68,7 @@
     <w:p>
       <w:pPr>
         <w:pStyle w:val="Heading3"/>
+        <w:spacing w:line="480" w:lineRule="auto"/>
       </w:pPr>
       <w:bookmarkStart w:id="2" w:name="heading-3"/>
       <w:r>
@@ -75,6 +79,7 @@
     <w:p>
       <w:pPr>
         <w:pStyle w:val="Heading4"/>
+        <w:spacing w:line="480" w:lineRule="auto"/>
       </w:pPr>
       <w:bookmarkStart w:id="3" w:name="heading-4"/>
       <w:r>
@@ -85,6 +90,7 @@
     <w:p>
       <w:pPr>
         <w:pStyle w:val="Heading5"/>
+        <w:spacing w:line="480" w:lineRule="auto"/>
       </w:pPr>
       <w:bookmarkStart w:id="4" w:name="heading-5"/>
       <w:r>
@@ -95,6 +101,7 @@
     <w:p>
       <w:pPr>
         <w:pStyle w:val="Heading6"/>
+        <w:spacing w:line="480" w:lineRule="auto"/>
       </w:pPr>
       <w:bookmarkStart w:id="5" w:name="heading-6"/>
       <w:r>
@@ -105,6 +112,7 @@
     <w:p>
       <w:pPr>
         <w:pStyle w:val="Heading7"/>
+        <w:spacing w:line="480" w:lineRule="auto"/>
       </w:pPr>
       <w:bookmarkStart w:id="6" w:name="heading-7"/>
       <w:r>
@@ -115,6 +123,7 @@
     <w:p>
       <w:pPr>
         <w:pStyle w:val="Heading8"/>
+        <w:spacing w:line="480" w:lineRule="auto"/>
       </w:pPr>
       <w:bookmarkStart w:id="7" w:name="heading-8"/>
       <w:r>
@@ -125,6 +134,7 @@
     <w:p>
       <w:pPr>
         <w:pStyle w:val="Heading9"/>
+        <w:spacing w:line="480" w:lineRule="auto"/>
       </w:pPr>
       <w:bookmarkStart w:id="8" w:name="heading-9"/>
       <w:r>
@@ -135,6 +145,7 @@
     <w:p>
       <w:pPr>
         <w:pStyle w:val="FirstParagraph"/>
+        <w:spacing w:line="480" w:lineRule="auto"/>
       </w:pPr>
       <w:r>
         <w:t xml:space="preserve"> First Paragraph. </w:t>
@@ -143,6 +154,7 @@
     <w:p>
       <w:pPr>
         <w:pStyle w:val="BodyText"/>
+        <w:spacing w:line="480" w:lineRule="auto"/>
       </w:pPr>
       <w:r>
         <w:t xml:space="preserve"> Body Text. Body Text Char.    </w:t>
@@ -177,6 +189,7 @@
     <w:p>
       <w:pPr>
         <w:pStyle w:val="BlockText"/>
+        <w:spacing w:line="480" w:lineRule="auto"/>
       </w:pPr>
       <w:r>
         <w:t xml:space="preserve"> Block Text. </w:t>
@@ -195,6 +208,7 @@
           <w:i w:val="0"/>
           <w:iCs/>
         </w:rPr>
+        <w:lastRenderedPageBreak/>
         <w:t xml:space="preserve"> Table caption. </w:t>
       </w:r>
     </w:p>
@@ -326,7 +340,7 @@
 </file>
 
 <file path=word/endnotes.xml><?xml version="1.0" encoding="utf-8"?>
-<w:endnotes xmlns:wpc="http://schemas.microsoft.com/office/word/2010/wordprocessingCanvas" xmlns:cx="http://schemas.microsoft.com/office/drawing/2014/chartex" xmlns:cx1="http://schemas.microsoft.com/office/drawing/2015/9/8/chartex" xmlns:cx2="http://schemas.microsoft.com/office/drawing/2015/10/21/chartex" xmlns:cx3="http://schemas.microsoft.com/office/drawing/2016/5/9/chartex" xmlns:cx4="http://schemas.microsoft.com/office/drawing/2016/5/10/chartex" xmlns:cx5="http://schemas.microsoft.com/office/drawing/2016/5/11/chartex" xmlns:cx6="http://schemas.microsoft.com/office/drawing/2016/5/12/chartex" xmlns:cx7="http://schemas.microsoft.com/office/drawing/2016/5/13/chartex" xmlns:cx8="http://schemas.microsoft.com/office/drawing/2016/5/14/chartex" xmlns:mc="http://schemas.openxmlformats.org/markup-compatibility/2006" xmlns:aink="http://schemas.microsoft.com/office/drawing/2016/ink" xmlns:am3d="http://schemas.microsoft.com/office/drawing/2017/model3d" xmlns:o="urn:schemas-microsoft-com:office:office" xmlns:oel="http://schemas.microsoft.com/office/2019/extlst" xmlns:r="http://schemas.openxmlformats.org/officeDocument/2006/relationships" xmlns:m="http://schemas.openxmlformats.org/officeDocument/2006/math" xmlns:v="urn:schemas-microsoft-com:vml" xmlns:wp14="http://schemas.microsoft.com/office/word/2010/wordprocessingDrawing" xmlns:wp="http://schemas.openxmlformats.org/drawingml/2006/wordprocessingDrawing" xmlns:w10="urn:schemas-microsoft-com:office:word" xmlns:w="http://schemas.openxmlformats.org/wordprocessingml/2006/main" xmlns:w14="http://schemas.microsoft.com/office/word/2010/wordml" xmlns:w15="http://schemas.microsoft.com/office/word/2012/wordml" xmlns:w16cex="http://schemas.microsoft.com/office/word/2018/wordml/cex" xmlns:w16cid="http://schemas.microsoft.com/office/word/2016/wordml/cid" xmlns:w16="http://schemas.microsoft.com/office/word/2018/wordml" xmlns:w16du="http://schemas.microsoft.com/office/word/2023/wordml/word16du" xmlns:w16sdtdh="http://schemas.microsoft.com/office/word/2020/wordml/sdtdatahash" xmlns:w16sdtfl="http://schemas.microsoft.com/office/word/2024/wordml/sdtformatlock" xmlns:w16se="http://schemas.microsoft.com/office/word/2015/wordml/symex" xmlns:wpg="http://schemas.microsoft.com/office/word/2010/wordprocessingGroup" xmlns:wpi="http://schemas.microsoft.com/office/word/2010/wordprocessingInk" xmlns:wne="http://schemas.microsoft.com/office/word/2006/wordml" xmlns:wps="http://schemas.microsoft.com/office/word/2010/wordprocessingShape" mc:Ignorable="w14 w15 w16se w16cid w16 w16cex w16sdtdh w16sdtfl w16du wp14">
+<w:endnotes xmlns:wpc="http://schemas.microsoft.com/office/word/2010/wordprocessingCanvas" xmlns:cx="http://schemas.microsoft.com/office/drawing/2014/chartex" xmlns:cx1="http://schemas.microsoft.com/office/drawing/2015/9/8/chartex" xmlns:cx2="http://schemas.microsoft.com/office/drawing/2015/10/21/chartex" xmlns:cx3="http://schemas.microsoft.com/office/drawing/2016/5/9/chartex" xmlns:cx4="http://schemas.microsoft.com/office/drawing/2016/5/10/chartex" xmlns:cx5="http://schemas.microsoft.com/office/drawing/2016/5/11/chartex" xmlns:cx6="http://schemas.microsoft.com/office/drawing/2016/5/12/chartex" xmlns:cx7="http://schemas.microsoft.com/office/drawing/2016/5/13/chartex" xmlns:cx8="http://schemas.microsoft.com/office/drawing/2016/5/14/chartex" xmlns:mc="http://schemas.openxmlformats.org/markup-compatibility/2006" xmlns:aink="http://schemas.microsoft.com/office/drawing/2016/ink" xmlns:am3d="http://schemas.microsoft.com/office/drawing/2017/model3d" xmlns:o="urn:schemas-microsoft-com:office:office" xmlns:r="http://schemas.openxmlformats.org/officeDocument/2006/relationships" xmlns:m="http://schemas.openxmlformats.org/officeDocument/2006/math" xmlns:v="urn:schemas-microsoft-com:vml" xmlns:wp14="http://schemas.microsoft.com/office/word/2010/wordprocessingDrawing" xmlns:wp="http://schemas.openxmlformats.org/drawingml/2006/wordprocessingDrawing" xmlns:w10="urn:schemas-microsoft-com:office:word" xmlns:w="http://schemas.openxmlformats.org/wordprocessingml/2006/main" xmlns:w14="http://schemas.microsoft.com/office/word/2010/wordml" xmlns:w15="http://schemas.microsoft.com/office/word/2012/wordml" xmlns:w16cex="http://schemas.microsoft.com/office/word/2018/wordml/cex" xmlns:w16cid="http://schemas.microsoft.com/office/word/2016/wordml/cid" xmlns:w16="http://schemas.microsoft.com/office/word/2018/wordml" xmlns:w16sdtdh="http://schemas.microsoft.com/office/word/2020/wordml/sdtdatahash" xmlns:w16se="http://schemas.microsoft.com/office/word/2015/wordml/symex" xmlns:wpg="http://schemas.microsoft.com/office/word/2010/wordprocessingGroup" xmlns:wpi="http://schemas.microsoft.com/office/word/2010/wordprocessingInk" xmlns:wne="http://schemas.microsoft.com/office/word/2006/wordml" xmlns:wps="http://schemas.microsoft.com/office/word/2010/wordprocessingShape" mc:Ignorable="w14 w15 w16se w16cid w16 w16cex w16sdtdh wp14">
   <w:endnote w:type="separator" w:id="-1">
     <w:p>
       <w:pPr>
@@ -351,7 +365,7 @@
 </file>
 
 <file path=word/footnotes.xml><?xml version="1.0" encoding="utf-8"?>
-<w:footnotes xmlns:wpc="http://schemas.microsoft.com/office/word/2010/wordprocessingCanvas" xmlns:cx="http://schemas.microsoft.com/office/drawing/2014/chartex" xmlns:cx1="http://schemas.microsoft.com/office/drawing/2015/9/8/chartex" xmlns:cx2="http://schemas.microsoft.com/office/drawing/2015/10/21/chartex" xmlns:cx3="http://schemas.microsoft.com/office/drawing/2016/5/9/chartex" xmlns:cx4="http://schemas.microsoft.com/office/drawing/2016/5/10/chartex" xmlns:cx5="http://schemas.microsoft.com/office/drawing/2016/5/11/chartex" xmlns:cx6="http://schemas.microsoft.com/office/drawing/2016/5/12/chartex" xmlns:cx7="http://schemas.microsoft.com/office/drawing/2016/5/13/chartex" xmlns:cx8="http://schemas.microsoft.com/office/drawing/2016/5/14/chartex" xmlns:mc="http://schemas.openxmlformats.org/markup-compatibility/2006" xmlns:aink="http://schemas.microsoft.com/office/drawing/2016/ink" xmlns:am3d="http://schemas.microsoft.com/office/drawing/2017/model3d" xmlns:o="urn:schemas-microsoft-com:office:office" xmlns:oel="http://schemas.microsoft.com/office/2019/extlst" xmlns:r="http://schemas.openxmlformats.org/officeDocument/2006/relationships" xmlns:m="http://schemas.openxmlformats.org/officeDocument/2006/math" xmlns:v="urn:schemas-microsoft-com:vml" xmlns:wp14="http://schemas.microsoft.com/office/word/2010/wordprocessingDrawing" xmlns:wp="http://schemas.openxmlformats.org/drawingml/2006/wordprocessingDrawing" xmlns:w10="urn:schemas-microsoft-com:office:word" xmlns:w="http://schemas.openxmlformats.org/wordprocessingml/2006/main" xmlns:w14="http://schemas.microsoft.com/office/word/2010/wordml" xmlns:w15="http://schemas.microsoft.com/office/word/2012/wordml" xmlns:w16cex="http://schemas.microsoft.com/office/word/2018/wordml/cex" xmlns:w16cid="http://schemas.microsoft.com/office/word/2016/wordml/cid" xmlns:w16="http://schemas.microsoft.com/office/word/2018/wordml" xmlns:w16du="http://schemas.microsoft.com/office/word/2023/wordml/word16du" xmlns:w16sdtdh="http://schemas.microsoft.com/office/word/2020/wordml/sdtdatahash" xmlns:w16sdtfl="http://schemas.microsoft.com/office/word/2024/wordml/sdtformatlock" xmlns:w16se="http://schemas.microsoft.com/office/word/2015/wordml/symex" xmlns:wpg="http://schemas.microsoft.com/office/word/2010/wordprocessingGroup" xmlns:wpi="http://schemas.microsoft.com/office/word/2010/wordprocessingInk" xmlns:wne="http://schemas.microsoft.com/office/word/2006/wordml" xmlns:wps="http://schemas.microsoft.com/office/word/2010/wordprocessingShape" mc:Ignorable="w14 w15 w16se w16cid w16 w16cex w16sdtdh w16sdtfl w16du wp14">
+<w:footnotes xmlns:wpc="http://schemas.microsoft.com/office/word/2010/wordprocessingCanvas" xmlns:cx="http://schemas.microsoft.com/office/drawing/2014/chartex" xmlns:cx1="http://schemas.microsoft.com/office/drawing/2015/9/8/chartex" xmlns:cx2="http://schemas.microsoft.com/office/drawing/2015/10/21/chartex" xmlns:cx3="http://schemas.microsoft.com/office/drawing/2016/5/9/chartex" xmlns:cx4="http://schemas.microsoft.com/office/drawing/2016/5/10/chartex" xmlns:cx5="http://schemas.microsoft.com/office/drawing/2016/5/11/chartex" xmlns:cx6="http://schemas.microsoft.com/office/drawing/2016/5/12/chartex" xmlns:cx7="http://schemas.microsoft.com/office/drawing/2016/5/13/chartex" xmlns:cx8="http://schemas.microsoft.com/office/drawing/2016/5/14/chartex" xmlns:mc="http://schemas.openxmlformats.org/markup-compatibility/2006" xmlns:aink="http://schemas.microsoft.com/office/drawing/2016/ink" xmlns:am3d="http://schemas.microsoft.com/office/drawing/2017/model3d" xmlns:o="urn:schemas-microsoft-com:office:office" xmlns:r="http://schemas.openxmlformats.org/officeDocument/2006/relationships" xmlns:m="http://schemas.openxmlformats.org/officeDocument/2006/math" xmlns:v="urn:schemas-microsoft-com:vml" xmlns:wp14="http://schemas.microsoft.com/office/word/2010/wordprocessingDrawing" xmlns:wp="http://schemas.openxmlformats.org/drawingml/2006/wordprocessingDrawing" xmlns:w10="urn:schemas-microsoft-com:office:word" xmlns:w="http://schemas.openxmlformats.org/wordprocessingml/2006/main" xmlns:w14="http://schemas.microsoft.com/office/word/2010/wordml" xmlns:w15="http://schemas.microsoft.com/office/word/2012/wordml" xmlns:w16cex="http://schemas.microsoft.com/office/word/2018/wordml/cex" xmlns:w16cid="http://schemas.microsoft.com/office/word/2016/wordml/cid" xmlns:w16="http://schemas.microsoft.com/office/word/2018/wordml" xmlns:w16sdtdh="http://schemas.microsoft.com/office/word/2020/wordml/sdtdatahash" xmlns:w16se="http://schemas.microsoft.com/office/word/2015/wordml/symex" xmlns:wpg="http://schemas.microsoft.com/office/word/2010/wordprocessingGroup" xmlns:wpi="http://schemas.microsoft.com/office/word/2010/wordprocessingInk" xmlns:wne="http://schemas.microsoft.com/office/word/2006/wordml" xmlns:wps="http://schemas.microsoft.com/office/word/2010/wordprocessingShape" mc:Ignorable="w14 w15 w16se w16cid w16 w16cex w16sdtdh wp14">
   <w:footnote w:type="separator" w:id="-1">
     <w:p>
       <w:r>
@@ -386,7 +400,7 @@
 </file>
 
 <file path=word/numbering.xml><?xml version="1.0" encoding="utf-8"?>
-<w:numbering xmlns:wpc="http://schemas.microsoft.com/office/word/2010/wordprocessingCanvas" xmlns:cx="http://schemas.microsoft.com/office/drawing/2014/chartex" xmlns:cx1="http://schemas.microsoft.com/office/drawing/2015/9/8/chartex" xmlns:cx2="http://schemas.microsoft.com/office/drawing/2015/10/21/chartex" xmlns:cx3="http://schemas.microsoft.com/office/drawing/2016/5/9/chartex" xmlns:cx4="http://schemas.microsoft.com/office/drawing/2016/5/10/chartex" xmlns:cx5="http://schemas.microsoft.com/office/drawing/2016/5/11/chartex" xmlns:cx6="http://schemas.microsoft.com/office/drawing/2016/5/12/chartex" xmlns:cx7="http://schemas.microsoft.com/office/drawing/2016/5/13/chartex" xmlns:cx8="http://schemas.microsoft.com/office/drawing/2016/5/14/chartex" xmlns:mc="http://schemas.openxmlformats.org/markup-compatibility/2006" xmlns:aink="http://schemas.microsoft.com/office/drawing/2016/ink" xmlns:am3d="http://schemas.microsoft.com/office/drawing/2017/model3d" xmlns:o="urn:schemas-microsoft-com:office:office" xmlns:oel="http://schemas.microsoft.com/office/2019/extlst" xmlns:r="http://schemas.openxmlformats.org/officeDocument/2006/relationships" xmlns:m="http://schemas.openxmlformats.org/officeDocument/2006/math" xmlns:v="urn:schemas-microsoft-com:vml" xmlns:wp14="http://schemas.microsoft.com/office/word/2010/wordprocessingDrawing" xmlns:wp="http://schemas.openxmlformats.org/drawingml/2006/wordprocessingDrawing" xmlns:w10="urn:schemas-microsoft-com:office:word" xmlns:w="http://schemas.openxmlformats.org/wordprocessingml/2006/main" xmlns:w14="http://schemas.microsoft.com/office/word/2010/wordml" xmlns:w15="http://schemas.microsoft.com/office/word/2012/wordml" xmlns:w16cex="http://schemas.microsoft.com/office/word/2018/wordml/cex" xmlns:w16cid="http://schemas.microsoft.com/office/word/2016/wordml/cid" xmlns:w16="http://schemas.microsoft.com/office/word/2018/wordml" xmlns:w16du="http://schemas.microsoft.com/office/word/2023/wordml/word16du" xmlns:w16sdtdh="http://schemas.microsoft.com/office/word/2020/wordml/sdtdatahash" xmlns:w16sdtfl="http://schemas.microsoft.com/office/word/2024/wordml/sdtformatlock" xmlns:w16se="http://schemas.microsoft.com/office/word/2015/wordml/symex" xmlns:wpg="http://schemas.microsoft.com/office/word/2010/wordprocessingGroup" xmlns:wpi="http://schemas.microsoft.com/office/word/2010/wordprocessingInk" xmlns:wne="http://schemas.microsoft.com/office/word/2006/wordml" xmlns:wps="http://schemas.microsoft.com/office/word/2010/wordprocessingShape" mc:Ignorable="w14 w15 w16se w16cid w16 w16cex w16sdtdh w16sdtfl w16du wp14">
+<w:numbering xmlns:wpc="http://schemas.microsoft.com/office/word/2010/wordprocessingCanvas" xmlns:cx="http://schemas.microsoft.com/office/drawing/2014/chartex" xmlns:cx1="http://schemas.microsoft.com/office/drawing/2015/9/8/chartex" xmlns:cx2="http://schemas.microsoft.com/office/drawing/2015/10/21/chartex" xmlns:cx3="http://schemas.microsoft.com/office/drawing/2016/5/9/chartex" xmlns:cx4="http://schemas.microsoft.com/office/drawing/2016/5/10/chartex" xmlns:cx5="http://schemas.microsoft.com/office/drawing/2016/5/11/chartex" xmlns:cx6="http://schemas.microsoft.com/office/drawing/2016/5/12/chartex" xmlns:cx7="http://schemas.microsoft.com/office/drawing/2016/5/13/chartex" xmlns:cx8="http://schemas.microsoft.com/office/drawing/2016/5/14/chartex" xmlns:mc="http://schemas.openxmlformats.org/markup-compatibility/2006" xmlns:aink="http://schemas.microsoft.com/office/drawing/2016/ink" xmlns:am3d="http://schemas.microsoft.com/office/drawing/2017/model3d" xmlns:o="urn:schemas-microsoft-com:office:office" xmlns:r="http://schemas.openxmlformats.org/officeDocument/2006/relationships" xmlns:m="http://schemas.openxmlformats.org/officeDocument/2006/math" xmlns:v="urn:schemas-microsoft-com:vml" xmlns:wp14="http://schemas.microsoft.com/office/word/2010/wordprocessingDrawing" xmlns:wp="http://schemas.openxmlformats.org/drawingml/2006/wordprocessingDrawing" xmlns:w10="urn:schemas-microsoft-com:office:word" xmlns:w="http://schemas.openxmlformats.org/wordprocessingml/2006/main" xmlns:w14="http://schemas.microsoft.com/office/word/2010/wordml" xmlns:w15="http://schemas.microsoft.com/office/word/2012/wordml" xmlns:w16cex="http://schemas.microsoft.com/office/word/2018/wordml/cex" xmlns:w16cid="http://schemas.microsoft.com/office/word/2016/wordml/cid" xmlns:w16="http://schemas.microsoft.com/office/word/2018/wordml" xmlns:w16sdtdh="http://schemas.microsoft.com/office/word/2020/wordml/sdtdatahash" xmlns:w16se="http://schemas.microsoft.com/office/word/2015/wordml/symex" xmlns:wpg="http://schemas.microsoft.com/office/word/2010/wordprocessingGroup" xmlns:wpi="http://schemas.microsoft.com/office/word/2010/wordprocessingInk" xmlns:wne="http://schemas.microsoft.com/office/word/2006/wordml" xmlns:wps="http://schemas.microsoft.com/office/word/2010/wordprocessingShape" mc:Ignorable="w14 w15 w16se w16cid w16 w16cex w16sdtdh wp14">
   <w:abstractNum w:abstractNumId="0" w15:restartNumberingAfterBreak="0">
     <w:nsid w:val="170CD2DE"/>
     <w:multiLevelType w:val="multilevel"/>
@@ -491,14 +505,14 @@
       </w:pPr>
     </w:lvl>
   </w:abstractNum>
-  <w:num w:numId="1" w16cid:durableId="1586720644">
+  <w:num w:numId="1">
     <w:abstractNumId w:val="0"/>
   </w:num>
 </w:numbering>
 </file>
 
 <file path=word/styles.xml><?xml version="1.0" encoding="utf-8"?>
-<w:styles xmlns:mc="http://schemas.openxmlformats.org/markup-compatibility/2006" xmlns:r="http://schemas.openxmlformats.org/officeDocument/2006/relationships" xmlns:w="http://schemas.openxmlformats.org/wordprocessingml/2006/main" xmlns:w14="http://schemas.microsoft.com/office/word/2010/wordml" xmlns:w15="http://schemas.microsoft.com/office/word/2012/wordml" xmlns:w16cex="http://schemas.microsoft.com/office/word/2018/wordml/cex" xmlns:w16cid="http://schemas.microsoft.com/office/word/2016/wordml/cid" xmlns:w16="http://schemas.microsoft.com/office/word/2018/wordml" xmlns:w16du="http://schemas.microsoft.com/office/word/2023/wordml/word16du" xmlns:w16sdtdh="http://schemas.microsoft.com/office/word/2020/wordml/sdtdatahash" xmlns:w16sdtfl="http://schemas.microsoft.com/office/word/2024/wordml/sdtformatlock" xmlns:w16se="http://schemas.microsoft.com/office/word/2015/wordml/symex" mc:Ignorable="w14 w15 w16se w16cid w16 w16cex w16sdtdh w16sdtfl w16du">
+<w:styles xmlns:mc="http://schemas.openxmlformats.org/markup-compatibility/2006" xmlns:r="http://schemas.openxmlformats.org/officeDocument/2006/relationships" xmlns:w="http://schemas.openxmlformats.org/wordprocessingml/2006/main" xmlns:w14="http://schemas.microsoft.com/office/word/2010/wordml" xmlns:w15="http://schemas.microsoft.com/office/word/2012/wordml" xmlns:w16cex="http://schemas.microsoft.com/office/word/2018/wordml/cex" xmlns:w16cid="http://schemas.microsoft.com/office/word/2016/wordml/cid" xmlns:w16="http://schemas.microsoft.com/office/word/2018/wordml" xmlns:w16sdtdh="http://schemas.microsoft.com/office/word/2020/wordml/sdtdatahash" xmlns:w16se="http://schemas.microsoft.com/office/word/2015/wordml/symex" mc:Ignorable="w14 w15 w16se w16cid w16 w16cex w16sdtdh">
   <w:docDefaults>
     <w:rPrDefault>
       <w:rPr>
